--- a/pr3.docx
+++ b/pr3.docx
@@ -37,196 +37,197 @@
     </w:p>
     <w:p>
       <w:pPr>
-        <w:rPr>
-          <w:lang w:val="en-US"/>
-        </w:rPr>
+        <w:tabs>
+          <w:tab w:val="left" w:pos="1752"/>
+        </w:tabs>
       </w:pPr>
       <w:r>
         <w:t xml:space="preserve"> </w:t>
       </w:r>
-    </w:p>
-    <w:p/>
-    <w:p>
-      <w:r>
-        <w:rPr>
-          <w:b/>
-        </w:rPr>
-        <w:t>Актуальность</w:t>
-      </w:r>
-      <w:r>
-        <w:t>:</w:t>
-      </w:r>
-    </w:p>
-    <w:p>
-      <w:r>
-        <w:t xml:space="preserve">В современном ритме жизни подготовка к поездке часто сопровождается стрессом и риском забыть важные вещи. Цифровые списки помогают структурировать процесс сборов, снижают вероятность ошибок и экономят время. Большинство существующих решений (заметки, текстовые файлы или универсальные планировщики) либо не адаптированы под специфику путешествий, либо перегружены функциями. Данное приложение предлагает простой и наглядный способ управления чек-листами с возможностью быстрого выбора шаблона (пляж, поход, командировка) и создания собственных категорий. Приложение не требует подключения к интернету и работает на любом компьютере с установленным </w:t>
-      </w:r>
-      <w:proofErr w:type="spellStart"/>
-      <w:r>
-        <w:t>Python</w:t>
-      </w:r>
-      <w:proofErr w:type="spellEnd"/>
-      <w:r>
-        <w:t>.</w:t>
-      </w:r>
-    </w:p>
-    <w:p/>
-    <w:p>
-      <w:pPr>
-        <w:rPr>
-          <w:b/>
-        </w:rPr>
-      </w:pPr>
-      <w:r>
-        <w:rPr>
-          <w:b/>
-        </w:rPr>
-        <w:t>Задачи проекта:</w:t>
-      </w:r>
-    </w:p>
-    <w:p>
-      <w:r>
-        <w:t>1. Изучить предметную область организации путешествий и подготовки списков необходимых вещей.</w:t>
-      </w:r>
-    </w:p>
-    <w:p>
-      <w:r>
-        <w:t xml:space="preserve">2.Разработать </w:t>
-      </w:r>
-      <w:proofErr w:type="spellStart"/>
-      <w:r>
-        <w:t>desktop</w:t>
-      </w:r>
-      <w:proofErr w:type="spellEnd"/>
-      <w:r>
-        <w:t>-приложение для удобного создания и ведения чек-листов путешествий.</w:t>
-      </w:r>
-    </w:p>
-    <w:p>
-      <w:r>
-        <w:t>3.Создать удобный и интуитивно понятный графический интерфейс пользователя.</w:t>
-      </w:r>
-    </w:p>
-    <w:p>
-      <w:r>
-        <w:t>4.Реализовать систему готовых шаблонов для различных типов поездок:</w:t>
-      </w:r>
-    </w:p>
-    <w:p>
-      <w:r>
-        <w:t xml:space="preserve">пляжный </w:t>
-      </w:r>
-      <w:proofErr w:type="spellStart"/>
-      <w:proofErr w:type="gramStart"/>
-      <w:r>
-        <w:t>отдых,поход</w:t>
-      </w:r>
-      <w:proofErr w:type="gramEnd"/>
-      <w:r>
-        <w:t>,командировка</w:t>
-      </w:r>
-      <w:proofErr w:type="spellEnd"/>
-      <w:r>
-        <w:t>.</w:t>
-      </w:r>
-    </w:p>
-    <w:p>
-      <w:r>
-        <w:t xml:space="preserve">5. Реализовать возможность управления категориями </w:t>
-      </w:r>
-      <w:proofErr w:type="spellStart"/>
-      <w:proofErr w:type="gramStart"/>
-      <w:r>
-        <w:t>вещей:добавление</w:t>
-      </w:r>
-      <w:proofErr w:type="spellEnd"/>
-      <w:proofErr w:type="gramEnd"/>
-      <w:r>
-        <w:t xml:space="preserve"> </w:t>
-      </w:r>
-      <w:proofErr w:type="spellStart"/>
-      <w:r>
-        <w:t>категорий,удаление</w:t>
-      </w:r>
-      <w:proofErr w:type="spellEnd"/>
-      <w:r>
-        <w:t xml:space="preserve"> категорий.</w:t>
-      </w:r>
-    </w:p>
-    <w:p>
-      <w:r>
-        <w:t xml:space="preserve">6. Реализовать возможность управления списком </w:t>
-      </w:r>
-      <w:proofErr w:type="spellStart"/>
-      <w:proofErr w:type="gramStart"/>
-      <w:r>
-        <w:t>вещей:добавление</w:t>
-      </w:r>
-      <w:proofErr w:type="spellEnd"/>
-      <w:proofErr w:type="gramEnd"/>
-      <w:r>
-        <w:t xml:space="preserve"> </w:t>
-      </w:r>
-      <w:proofErr w:type="spellStart"/>
-      <w:r>
-        <w:t>вещей,удаление</w:t>
-      </w:r>
-      <w:proofErr w:type="spellEnd"/>
-      <w:r>
-        <w:t xml:space="preserve"> </w:t>
-      </w:r>
-      <w:proofErr w:type="spellStart"/>
-      <w:r>
-        <w:t>вещей,просмотр</w:t>
-      </w:r>
-      <w:proofErr w:type="spellEnd"/>
-      <w:r>
-        <w:t xml:space="preserve"> списка вещей.</w:t>
-      </w:r>
-    </w:p>
-    <w:p>
-      <w:r>
-        <w:t xml:space="preserve">7. Реализовать механизм отметки собранных вещей с помощью </w:t>
-      </w:r>
-      <w:proofErr w:type="spellStart"/>
-      <w:r>
-        <w:t>чекбоксов</w:t>
-      </w:r>
-      <w:proofErr w:type="spellEnd"/>
-      <w:r>
-        <w:t>.</w:t>
-      </w:r>
-    </w:p>
-    <w:p>
-      <w:r>
-        <w:t>8. Обеспечить корректную работу приложения при большом количестве категорий и элементов за счёт использования прокрутки.</w:t>
-      </w:r>
-    </w:p>
-    <w:p>
-      <w:r>
-        <w:t>9. Реализовать функции массового управления списком:</w:t>
-      </w:r>
-    </w:p>
-    <w:p>
-      <w:r>
-        <w:t>* отметить все вещи;</w:t>
-      </w:r>
-    </w:p>
-    <w:p>
-      <w:r>
-        <w:t>* снять все отметки;</w:t>
-      </w:r>
-    </w:p>
-    <w:p>
-      <w:r>
-        <w:t>* очистить список вещей.</w:t>
-      </w:r>
-    </w:p>
-    <w:p>
+      <w:r>
+        <w:t>Разработка настольного приложения для составления персонализированных чек-листов путешественника с поддержкой категорий, готовых шаблонов и сохранением списков в файл.</w:t>
+      </w:r>
       <w:bookmarkStart w:id="0" w:name="_GoBack"/>
       <w:bookmarkEnd w:id="0"/>
     </w:p>
     <w:p>
+      <w:r>
+        <w:rPr>
+          <w:b/>
+        </w:rPr>
+        <w:t>Актуальность</w:t>
+      </w:r>
+      <w:r>
+        <w:t>:</w:t>
+      </w:r>
+    </w:p>
+    <w:p>
+      <w:r>
+        <w:t xml:space="preserve">В современном ритме жизни подготовка к поездке часто сопровождается стрессом и риском забыть важные вещи. Цифровые списки помогают структурировать процесс сборов, снижают вероятность ошибок и экономят время. Большинство существующих решений (заметки, текстовые файлы или универсальные планировщики) либо не адаптированы под специфику путешествий, либо перегружены функциями. Данное приложение предлагает простой и наглядный способ управления чек-листами с возможностью быстрого выбора шаблона (пляж, поход, командировка) и создания собственных категорий. Приложение не требует подключения к интернету и работает на любом компьютере с установленным </w:t>
+      </w:r>
+      <w:proofErr w:type="spellStart"/>
+      <w:r>
+        <w:t>Python</w:t>
+      </w:r>
+      <w:proofErr w:type="spellEnd"/>
+      <w:r>
+        <w:t>.</w:t>
+      </w:r>
+    </w:p>
+    <w:p/>
+    <w:p>
+      <w:pPr>
+        <w:rPr>
+          <w:b/>
+        </w:rPr>
+      </w:pPr>
+      <w:r>
+        <w:rPr>
+          <w:b/>
+        </w:rPr>
+        <w:t>Задачи проекта:</w:t>
+      </w:r>
+    </w:p>
+    <w:p>
+      <w:r>
+        <w:t>1. Изучить предметную область организации путешествий и подготовки списков необходимых вещей.</w:t>
+      </w:r>
+    </w:p>
+    <w:p>
+      <w:r>
+        <w:t xml:space="preserve">2.Разработать </w:t>
+      </w:r>
+      <w:proofErr w:type="spellStart"/>
+      <w:r>
+        <w:t>desktop</w:t>
+      </w:r>
+      <w:proofErr w:type="spellEnd"/>
+      <w:r>
+        <w:t>-приложение для удобного создания и ведения чек-листов путешествий.</w:t>
+      </w:r>
+    </w:p>
+    <w:p>
+      <w:r>
+        <w:t>3.Создать удобный и интуитивно понятный графический интерфейс пользователя.</w:t>
+      </w:r>
+    </w:p>
+    <w:p>
+      <w:r>
+        <w:t>4.Реализовать систему готовых шаблонов для различных типов поездок:</w:t>
+      </w:r>
+    </w:p>
+    <w:p>
+      <w:r>
+        <w:t xml:space="preserve">пляжный </w:t>
+      </w:r>
+      <w:proofErr w:type="spellStart"/>
+      <w:proofErr w:type="gramStart"/>
+      <w:r>
+        <w:t>отдых,поход</w:t>
+      </w:r>
+      <w:proofErr w:type="gramEnd"/>
+      <w:r>
+        <w:t>,командировка</w:t>
+      </w:r>
+      <w:proofErr w:type="spellEnd"/>
+      <w:r>
+        <w:t>.</w:t>
+      </w:r>
+    </w:p>
+    <w:p>
+      <w:r>
+        <w:t xml:space="preserve">5. Реализовать возможность управления категориями </w:t>
+      </w:r>
+      <w:proofErr w:type="spellStart"/>
+      <w:proofErr w:type="gramStart"/>
+      <w:r>
+        <w:t>вещей:добавление</w:t>
+      </w:r>
+      <w:proofErr w:type="spellEnd"/>
+      <w:proofErr w:type="gramEnd"/>
+      <w:r>
+        <w:t xml:space="preserve"> </w:t>
+      </w:r>
+      <w:proofErr w:type="spellStart"/>
+      <w:r>
+        <w:t>категорий,удаление</w:t>
+      </w:r>
+      <w:proofErr w:type="spellEnd"/>
+      <w:r>
+        <w:t xml:space="preserve"> категорий.</w:t>
+      </w:r>
+    </w:p>
+    <w:p>
+      <w:r>
+        <w:t xml:space="preserve">6. Реализовать возможность управления списком </w:t>
+      </w:r>
+      <w:proofErr w:type="spellStart"/>
+      <w:proofErr w:type="gramStart"/>
+      <w:r>
+        <w:t>вещей:добавление</w:t>
+      </w:r>
+      <w:proofErr w:type="spellEnd"/>
+      <w:proofErr w:type="gramEnd"/>
+      <w:r>
+        <w:t xml:space="preserve"> </w:t>
+      </w:r>
+      <w:proofErr w:type="spellStart"/>
+      <w:r>
+        <w:t>вещей,удаление</w:t>
+      </w:r>
+      <w:proofErr w:type="spellEnd"/>
+      <w:r>
+        <w:t xml:space="preserve"> </w:t>
+      </w:r>
+      <w:proofErr w:type="spellStart"/>
+      <w:r>
+        <w:t>вещей,просмотр</w:t>
+      </w:r>
+      <w:proofErr w:type="spellEnd"/>
+      <w:r>
+        <w:t xml:space="preserve"> списка вещей.</w:t>
+      </w:r>
+    </w:p>
+    <w:p>
+      <w:r>
+        <w:t xml:space="preserve">7. Реализовать механизм отметки собранных вещей с помощью </w:t>
+      </w:r>
+      <w:proofErr w:type="spellStart"/>
+      <w:r>
+        <w:t>чекбоксов</w:t>
+      </w:r>
+      <w:proofErr w:type="spellEnd"/>
+      <w:r>
+        <w:t>.</w:t>
+      </w:r>
+    </w:p>
+    <w:p>
+      <w:r>
+        <w:t>8. Обеспечить корректную работу приложения при большом количестве категорий и элементов за счёт использования прокрутки.</w:t>
+      </w:r>
+    </w:p>
+    <w:p>
+      <w:r>
+        <w:t>9. Реализовать функции массового управления списком:</w:t>
+      </w:r>
+    </w:p>
+    <w:p>
+      <w:r>
+        <w:t>* отметить все вещи;</w:t>
+      </w:r>
+    </w:p>
+    <w:p>
+      <w:r>
+        <w:t>* снять все отметки;</w:t>
+      </w:r>
+    </w:p>
+    <w:p>
+      <w:r>
+        <w:t>* очистить список вещей.</w:t>
+      </w:r>
+    </w:p>
+    <w:p/>
+    <w:p>
       <w:pPr>
         <w:rPr>
           <w:b/>
@@ -244,6 +245,7 @@
       <w:pPr>
         <w:rPr>
           <w:b/>
+          <w:lang w:val="en-US"/>
         </w:rPr>
       </w:pPr>
       <w:r>
@@ -253,7 +255,6 @@
         <w:t>Система должна:</w:t>
       </w:r>
     </w:p>
-    <w:p/>
     <w:p>
       <w:r>
         <w:t>отображать список категорий с чек-боксами для каждой вещи;</w:t>
@@ -473,26 +474,106 @@
         <w:rPr>
           <w:b/>
         </w:rPr>
+        <w:t xml:space="preserve">Язык программирования </w:t>
+      </w:r>
+      <w:proofErr w:type="spellStart"/>
+      <w:r>
+        <w:rPr>
+          <w:b/>
+        </w:rPr>
+        <w:t>Python</w:t>
+      </w:r>
+      <w:proofErr w:type="spellEnd"/>
+    </w:p>
+    <w:p>
+      <w:proofErr w:type="spellStart"/>
+      <w:r>
         <w:lastRenderedPageBreak/>
-        <w:t xml:space="preserve">Язык программирования </w:t>
-      </w:r>
-      <w:proofErr w:type="spellStart"/>
-      <w:r>
-        <w:rPr>
-          <w:b/>
-        </w:rPr>
         <w:t>Python</w:t>
       </w:r>
       <w:proofErr w:type="spellEnd"/>
-    </w:p>
-    <w:p>
+      <w:r>
+        <w:t xml:space="preserve"> используется как основной язык разработки всего приложения.</w:t>
+      </w:r>
+    </w:p>
+    <w:p>
+      <w:pPr>
+        <w:rPr>
+          <w:b/>
+        </w:rPr>
+      </w:pPr>
+      <w:r>
+        <w:rPr>
+          <w:b/>
+        </w:rPr>
+        <w:t>Причины выбора:</w:t>
+      </w:r>
+    </w:p>
+    <w:p>
+      <w:r>
+        <w:t>простой и выразительный синтаксис;</w:t>
+      </w:r>
+    </w:p>
+    <w:p>
+      <w:r>
+        <w:t>высокая скорость разработки;</w:t>
+      </w:r>
+    </w:p>
+    <w:p>
+      <w:r>
+        <w:t xml:space="preserve">наличие встроенной библиотеки </w:t>
+      </w:r>
+      <w:proofErr w:type="spellStart"/>
+      <w:r>
+        <w:t>Tkinter</w:t>
+      </w:r>
+      <w:proofErr w:type="spellEnd"/>
+      <w:r>
+        <w:t>;</w:t>
+      </w:r>
+    </w:p>
+    <w:p>
+      <w:r>
+        <w:t>кроссплатформенность;</w:t>
+      </w:r>
+    </w:p>
+    <w:p>
+      <w:r>
+        <w:t>легкость работы с JSON-файлами.</w:t>
+      </w:r>
+    </w:p>
+    <w:p/>
+    <w:p>
+      <w:pPr>
+        <w:rPr>
+          <w:b/>
+        </w:rPr>
+      </w:pPr>
+      <w:proofErr w:type="spellStart"/>
+      <w:r>
+        <w:rPr>
+          <w:b/>
+        </w:rPr>
+        <w:t>Tkinter</w:t>
+      </w:r>
+      <w:proofErr w:type="spellEnd"/>
+    </w:p>
+    <w:p>
+      <w:proofErr w:type="spellStart"/>
+      <w:r>
+        <w:t>Tkinter</w:t>
+      </w:r>
+      <w:proofErr w:type="spellEnd"/>
+      <w:r>
+        <w:t xml:space="preserve"> — стандартная библиотека </w:t>
+      </w:r>
       <w:proofErr w:type="spellStart"/>
       <w:r>
         <w:t>Python</w:t>
       </w:r>
       <w:proofErr w:type="spellEnd"/>
       <w:r>
-        <w:t xml:space="preserve"> используется как основной язык разработки всего приложения.</w:t>
+        <w:t xml:space="preserve"> для создания графических интерфейсов.</w:t>
       </w:r>
     </w:p>
     <w:p>
@@ -510,17 +591,168 @@
     </w:p>
     <w:p>
       <w:r>
-        <w:t>простой и выразительный синтаксис;</w:t>
-      </w:r>
-    </w:p>
-    <w:p>
-      <w:r>
-        <w:t>высокая скорость разработки;</w:t>
-      </w:r>
-    </w:p>
-    <w:p>
-      <w:r>
-        <w:t xml:space="preserve">наличие встроенной библиотеки </w:t>
+        <w:t xml:space="preserve">входит в стандартную поставку </w:t>
+      </w:r>
+      <w:proofErr w:type="spellStart"/>
+      <w:r>
+        <w:t>Python</w:t>
+      </w:r>
+      <w:proofErr w:type="spellEnd"/>
+      <w:r>
+        <w:t xml:space="preserve"> (не требует установки);</w:t>
+      </w:r>
+    </w:p>
+    <w:p>
+      <w:r>
+        <w:t xml:space="preserve">предоставляет все необходимые </w:t>
+      </w:r>
+      <w:proofErr w:type="spellStart"/>
+      <w:r>
+        <w:t>виджеты</w:t>
+      </w:r>
+      <w:proofErr w:type="spellEnd"/>
+      <w:r>
+        <w:t>: окна, кнопки, флажки (</w:t>
+      </w:r>
+      <w:proofErr w:type="spellStart"/>
+      <w:r>
+        <w:t>Checkbutton</w:t>
+      </w:r>
+      <w:proofErr w:type="spellEnd"/>
+      <w:r>
+        <w:t>), метки, фреймы, поля ввода;</w:t>
+      </w:r>
+    </w:p>
+    <w:p>
+      <w:r>
+        <w:t>позволяет создавать простой, но функциональный интерфейс;</w:t>
+      </w:r>
+    </w:p>
+    <w:p>
+      <w:r>
+        <w:t>легко обрабатывать события нажатия кнопок и изменения состояния чек-боксов.</w:t>
+      </w:r>
+    </w:p>
+    <w:p/>
+    <w:p>
+      <w:pPr>
+        <w:rPr>
+          <w:b/>
+        </w:rPr>
+      </w:pPr>
+      <w:r>
+        <w:rPr>
+          <w:b/>
+        </w:rPr>
+        <w:t>JSON</w:t>
+      </w:r>
+    </w:p>
+    <w:p>
+      <w:r>
+        <w:t>JSON (</w:t>
+      </w:r>
+      <w:proofErr w:type="spellStart"/>
+      <w:r>
+        <w:t>JavaScript</w:t>
+      </w:r>
+      <w:proofErr w:type="spellEnd"/>
+      <w:r>
+        <w:t xml:space="preserve"> </w:t>
+      </w:r>
+      <w:proofErr w:type="spellStart"/>
+      <w:r>
+        <w:t>Object</w:t>
+      </w:r>
+      <w:proofErr w:type="spellEnd"/>
+      <w:r>
+        <w:t xml:space="preserve"> </w:t>
+      </w:r>
+      <w:proofErr w:type="spellStart"/>
+      <w:r>
+        <w:t>Notation</w:t>
+      </w:r>
+      <w:proofErr w:type="spellEnd"/>
+      <w:r>
+        <w:t>) — текстовый формат обмена данными.</w:t>
+      </w:r>
+    </w:p>
+    <w:p>
+      <w:pPr>
+        <w:rPr>
+          <w:b/>
+        </w:rPr>
+      </w:pPr>
+      <w:r>
+        <w:rPr>
+          <w:b/>
+        </w:rPr>
+        <w:t>Причины выбора:</w:t>
+      </w:r>
+    </w:p>
+    <w:p>
+      <w:r>
+        <w:t>человеко-читаемый формат;</w:t>
+      </w:r>
+    </w:p>
+    <w:p>
+      <w:r>
+        <w:t xml:space="preserve">простая </w:t>
+      </w:r>
+      <w:proofErr w:type="spellStart"/>
+      <w:r>
+        <w:t>сериализация</w:t>
+      </w:r>
+      <w:proofErr w:type="spellEnd"/>
+      <w:r>
+        <w:t xml:space="preserve"> и </w:t>
+      </w:r>
+      <w:proofErr w:type="spellStart"/>
+      <w:r>
+        <w:t>десериализация</w:t>
+      </w:r>
+      <w:proofErr w:type="spellEnd"/>
+      <w:r>
+        <w:t xml:space="preserve"> в </w:t>
+      </w:r>
+      <w:proofErr w:type="spellStart"/>
+      <w:r>
+        <w:t>Python</w:t>
+      </w:r>
+      <w:proofErr w:type="spellEnd"/>
+      <w:r>
+        <w:t xml:space="preserve"> (модуль </w:t>
+      </w:r>
+      <w:proofErr w:type="spellStart"/>
+      <w:r>
+        <w:t>json</w:t>
+      </w:r>
+      <w:proofErr w:type="spellEnd"/>
+      <w:r>
+        <w:t>);</w:t>
+      </w:r>
+    </w:p>
+    <w:p>
+      <w:r>
+        <w:t>удобное хранение структурированных данных (категорий, вещей);</w:t>
+      </w:r>
+    </w:p>
+    <w:p>
+      <w:r>
+        <w:t>лёгкость отладки и редактирования файлов вручную.</w:t>
+      </w:r>
+    </w:p>
+    <w:p/>
+    <w:p>
+      <w:r>
+        <w:t xml:space="preserve">Выбранные технологии позволяют создать полностью автономное </w:t>
+      </w:r>
+      <w:proofErr w:type="spellStart"/>
+      <w:r>
+        <w:t>десктопное</w:t>
+      </w:r>
+      <w:proofErr w:type="spellEnd"/>
+      <w:r>
+        <w:t xml:space="preserve"> приложение, которое не требует интернета, установки дополнительных компонентов или специальных знаний от пользователя. </w:t>
       </w:r>
       <w:proofErr w:type="spellStart"/>
       <w:r>
@@ -528,246 +760,16 @@
       </w:r>
       <w:proofErr w:type="spellEnd"/>
       <w:r>
-        <w:t>;</w:t>
-      </w:r>
-    </w:p>
-    <w:p>
-      <w:r>
-        <w:t>кроссплатформенность;</w:t>
-      </w:r>
-    </w:p>
-    <w:p>
-      <w:r>
-        <w:t>легкость работы с JSON-файлами.</w:t>
+        <w:t xml:space="preserve"> обеспечивает достаточную гибкость для реализации всех заявленных функций, а JSON упрощает сохранение и загрузку данных.</w:t>
       </w:r>
     </w:p>
     <w:p/>
     <w:p>
-      <w:pPr>
-        <w:rPr>
-          <w:b/>
-        </w:rPr>
-      </w:pPr>
-      <w:proofErr w:type="spellStart"/>
-      <w:r>
-        <w:rPr>
-          <w:b/>
-        </w:rPr>
-        <w:t>Tkinter</w:t>
-      </w:r>
-      <w:proofErr w:type="spellEnd"/>
-    </w:p>
-    <w:p>
-      <w:proofErr w:type="spellStart"/>
-      <w:r>
-        <w:t>Tkinter</w:t>
-      </w:r>
-      <w:proofErr w:type="spellEnd"/>
-      <w:r>
-        <w:t xml:space="preserve"> — стандартная библиотека </w:t>
-      </w:r>
-      <w:proofErr w:type="spellStart"/>
-      <w:r>
-        <w:t>Python</w:t>
-      </w:r>
-      <w:proofErr w:type="spellEnd"/>
-      <w:r>
-        <w:t xml:space="preserve"> для создания графических интерфейсов.</w:t>
-      </w:r>
-    </w:p>
-    <w:p>
-      <w:pPr>
-        <w:rPr>
-          <w:b/>
-        </w:rPr>
-      </w:pPr>
-      <w:r>
-        <w:rPr>
-          <w:b/>
-        </w:rPr>
-        <w:t>Причины выбора:</w:t>
-      </w:r>
-    </w:p>
-    <w:p>
-      <w:r>
-        <w:t xml:space="preserve">входит в стандартную поставку </w:t>
-      </w:r>
-      <w:proofErr w:type="spellStart"/>
-      <w:r>
-        <w:t>Python</w:t>
-      </w:r>
-      <w:proofErr w:type="spellEnd"/>
-      <w:r>
-        <w:t xml:space="preserve"> (не требует установки);</w:t>
-      </w:r>
-    </w:p>
-    <w:p>
-      <w:r>
-        <w:t xml:space="preserve">предоставляет все необходимые </w:t>
-      </w:r>
-      <w:proofErr w:type="spellStart"/>
-      <w:r>
-        <w:t>виджеты</w:t>
-      </w:r>
-      <w:proofErr w:type="spellEnd"/>
-      <w:r>
-        <w:t>: окна, кнопки, флажки (</w:t>
-      </w:r>
-      <w:proofErr w:type="spellStart"/>
-      <w:r>
-        <w:t>Checkbutton</w:t>
-      </w:r>
-      <w:proofErr w:type="spellEnd"/>
-      <w:r>
-        <w:t>), метки, фреймы, поля ввода;</w:t>
-      </w:r>
-    </w:p>
-    <w:p>
-      <w:r>
-        <w:t>позволяет создавать простой, но функциональный интерфейс;</w:t>
-      </w:r>
-    </w:p>
-    <w:p>
-      <w:r>
-        <w:t>легко обрабатывать события нажатия кнопок и изменения состояния чек-боксов.</w:t>
-      </w:r>
-    </w:p>
-    <w:p/>
-    <w:p>
-      <w:pPr>
-        <w:rPr>
-          <w:b/>
-        </w:rPr>
-      </w:pPr>
-      <w:r>
-        <w:rPr>
-          <w:b/>
-        </w:rPr>
-        <w:t>JSON</w:t>
-      </w:r>
-    </w:p>
-    <w:p>
-      <w:r>
-        <w:t>JSON (</w:t>
-      </w:r>
-      <w:proofErr w:type="spellStart"/>
-      <w:r>
-        <w:t>JavaScript</w:t>
-      </w:r>
-      <w:proofErr w:type="spellEnd"/>
-      <w:r>
-        <w:t xml:space="preserve"> </w:t>
-      </w:r>
-      <w:proofErr w:type="spellStart"/>
-      <w:r>
-        <w:t>Object</w:t>
-      </w:r>
-      <w:proofErr w:type="spellEnd"/>
-      <w:r>
-        <w:t xml:space="preserve"> </w:t>
-      </w:r>
-      <w:proofErr w:type="spellStart"/>
-      <w:r>
-        <w:t>Notation</w:t>
-      </w:r>
-      <w:proofErr w:type="spellEnd"/>
-      <w:r>
-        <w:t>) — текстовый формат обмена данными.</w:t>
-      </w:r>
-    </w:p>
-    <w:p>
-      <w:pPr>
-        <w:rPr>
-          <w:b/>
-        </w:rPr>
-      </w:pPr>
-      <w:r>
-        <w:rPr>
-          <w:b/>
-        </w:rPr>
-        <w:t>Причины выбора:</w:t>
-      </w:r>
-    </w:p>
-    <w:p>
-      <w:r>
-        <w:t>человеко-читаемый формат;</w:t>
-      </w:r>
-    </w:p>
-    <w:p>
-      <w:r>
-        <w:t xml:space="preserve">простая </w:t>
-      </w:r>
-      <w:proofErr w:type="spellStart"/>
-      <w:r>
-        <w:t>сериализация</w:t>
-      </w:r>
-      <w:proofErr w:type="spellEnd"/>
-      <w:r>
-        <w:t xml:space="preserve"> и </w:t>
-      </w:r>
-      <w:proofErr w:type="spellStart"/>
-      <w:r>
-        <w:t>десериализация</w:t>
-      </w:r>
-      <w:proofErr w:type="spellEnd"/>
-      <w:r>
-        <w:t xml:space="preserve"> в </w:t>
-      </w:r>
-      <w:proofErr w:type="spellStart"/>
-      <w:r>
-        <w:t>Python</w:t>
-      </w:r>
-      <w:proofErr w:type="spellEnd"/>
-      <w:r>
-        <w:t xml:space="preserve"> (модуль </w:t>
-      </w:r>
-      <w:proofErr w:type="spellStart"/>
-      <w:r>
-        <w:t>json</w:t>
-      </w:r>
-      <w:proofErr w:type="spellEnd"/>
-      <w:r>
-        <w:t>);</w:t>
-      </w:r>
-    </w:p>
-    <w:p>
-      <w:r>
-        <w:t>удобное хранение структурированных данных (категорий, вещей);</w:t>
-      </w:r>
-    </w:p>
-    <w:p>
-      <w:r>
-        <w:t>лёгкость отладки и редактирования файлов вручную.</w:t>
-      </w:r>
-    </w:p>
-    <w:p/>
-    <w:p>
-      <w:r>
-        <w:t xml:space="preserve">Выбранные технологии позволяют создать полностью автономное </w:t>
-      </w:r>
-      <w:proofErr w:type="spellStart"/>
-      <w:r>
-        <w:t>десктопное</w:t>
-      </w:r>
-      <w:proofErr w:type="spellEnd"/>
-      <w:r>
-        <w:t xml:space="preserve"> приложение, которое не требует интернета, установки дополнительных компонентов или специальных знаний от пользователя. </w:t>
-      </w:r>
-      <w:proofErr w:type="spellStart"/>
-      <w:r>
-        <w:t>Tkinter</w:t>
-      </w:r>
-      <w:proofErr w:type="spellEnd"/>
-      <w:r>
-        <w:t xml:space="preserve"> обеспечивает достаточную гибкость для реализации всех заявленных функций, а JSON упрощает сохранение и загрузку данных.</w:t>
-      </w:r>
-    </w:p>
-    <w:p/>
-    <w:p>
-      <w:r>
-        <w:rPr>
-          <w:b/>
-        </w:rPr>
+      <w:r>
+        <w:rPr>
+          <w:b/>
+        </w:rPr>
+        <w:lastRenderedPageBreak/>
         <w:t>Вывод</w:t>
       </w:r>
       <w:r>
@@ -1316,6 +1318,23 @@
     <w:semiHidden/>
     <w:unhideWhenUsed/>
   </w:style>
+  <w:style w:type="paragraph" w:styleId="a3">
+    <w:name w:val="Normal (Web)"/>
+    <w:basedOn w:val="a"/>
+    <w:uiPriority w:val="99"/>
+    <w:semiHidden/>
+    <w:unhideWhenUsed/>
+    <w:rsid w:val="002F1939"/>
+    <w:pPr>
+      <w:spacing w:before="100" w:beforeAutospacing="1" w:after="100" w:afterAutospacing="1" w:line="240" w:lineRule="auto"/>
+    </w:pPr>
+    <w:rPr>
+      <w:rFonts w:ascii="Times New Roman" w:eastAsia="Times New Roman" w:hAnsi="Times New Roman" w:cs="Times New Roman"/>
+      <w:sz w:val="24"/>
+      <w:szCs w:val="24"/>
+      <w:lang w:eastAsia="ru-RU"/>
+    </w:rPr>
+  </w:style>
 </w:styles>
 </file>
 
